--- a/docs/exports/docx/docs-README-GITHUB.docx
+++ b/docs/exports/docx/docs-README-GITHUB.docx
@@ -4,7 +4,7 @@
   <w:body>
     <w:p>
       <w:r>
-        <w:t>docs-README-GITHUB :root { color-scheme: light; } body { font-family: "Segoe UI", "Helvetica Neue", Arial, sans-serif; margin: 0; padding: 0; background: #ffffff; color: #0f172a; } .markdown-body { max-width: 980px; margin: 40px auto 60px; padding: 0 32px; line-height: 1.65; } .markdown-body h1 { font-size: 32px; margin-bottom: 12px; border-bottom: 2px solid #e2e8f0; padding-bottom: 12px; page-break-before: always; page-break-after: avoid; break-before: page; break-after: avoid; } .markdown-body h1:first-of-type { page-break-before: avoid; break-before: avoid; } .markdown-body h2 { font-size: 24px; margin-top: 28px; border-bottom: 1px solid #e2e8f0; padding-bottom: 8px; page-break-before: always; page-break-after: avoid; break-before: page; break-after: avoid; } .markdown-body h3 { font-size: 18px; margin-top: 20px; page-break-after: avoid; break-after: avoid; } .markdown-body h4, .markdown-body h5, .markdown-body h6 { page-break-after: avoid; break-after: avoid; } .markdown-body table { width: 100%; border-collapse: collapse; margin: 16px 0; font-size: 14px; page-break-inside: avoid; break-inside: avoid; } .markdown-body th, .markdown-body td { border: 1px solid #e2e8f0; padding: 8px 10px; text-align: left; } .markdown-body th { background: #f8fafc; } .markdown-body tr { page-break-inside: avoid; break-inside: avoid; } .markdown-body code { background: #f1f5f9; padding: 2px 4px; border-radius: 4px; font-family: "SFMono-Regular", Menlo, Consolas, monospace; font-size: 0.92em; } .markdown-body pre { background: #0f172a; color: #e2e8f0; padding: 16px; border-radius: 8px; overflow-x: auto; page-break-inside: avoid; break-inside: avoid; } .markdown-body pre code { background: transparent; color: inherit; } .markdown-body blockquote { border-left: 4px solid #38bdf8; margin: 16px 0; padding: 8px 16px; background: #f8fafc; color: #334155; } .markdown-body img { max-width: 100%; height: auto; display: block; margin: 16px 0; border-radius: 10px; box-shadow: 0 8px 20px rgba(15, 23, 42, 0.12); page-break-inside: avoid; break-inside: avoid; } .markdown-body figure { page-break-inside: avoid; break-inside: avoid; margin: 16px 0; } .markdown-body a { color: #2563eb; text-decoration: none; } .markdown-body a:hover { text-decoration: underline; } .cover { padding: 80px 60px 60px; background: linear-gradient(135deg, #0b1220 0%, #1e3a8a 100%); color: #f8fafc; border-radius: 18px; margin-bottom: 32px; } .cover-title { font-size: 36px; font-weight: 700; margin: 0 0 12px; } .cover-subtitle { font-size: 18px; color: #cbd5f5; margin: 0 0 16px; } .cover-meta { font-size: 13px; color: #94a3b8; } .page-break { page-break-after: always; break-after: page; } .footer { margin-top: 40px; font-size: 12px; color: #64748b; } /* Print and PDF-specific styles */ @page { margin: 20mm 18mm; } @media print { .markdown-body { orphans: 3; widows: 3; } .markdown-body p { orphans: 3; widows: 3; } .markdown-body li { page-break-inside: avoid; break-inside: avoid; } .markdown-body ul, .markdown-body ol { page-break-before: avoid; break-before: avoid; } .markdown-body blockquote { page-break-inside: avoid; break-inside: avoid; } /* Keep section content together */ .markdown-body h2 + *, .markdown-body h3 + * { page-break-before: avoid; break-before: avoid; } } PSScript Manager</w:t>
+        <w:t>docs-README-GITHUB :root { color-scheme: light; } body { font-family: "Segoe UI", "Helvetica Neue", Arial, sans-serif; margin: 0; padding: 0; background: #ffffff; color: #0f172a; } .markdown-body { max-width: 980px; margin: 40px auto 60px; padding: 0 32px; line-height: 1.65; } .markdown-body h1 { font-size: 32px; margin-bottom: 12px; border-bottom: 2px solid #e2e8f0; padding-bottom: 12px; page-break-before: always; page-break-after: avoid; break-before: page; break-after: avoid; } .markdown-body h1:first-of-type { page-break-before: avoid; break-before: avoid; } .markdown-body h2 { font-size: 24px; margin-top: 28px; border-bottom: 1px solid #e2e8f0; padding-bottom: 8px; page-break-before: always; page-break-after: avoid; break-before: page; break-after: avoid; } .markdown-body h3 { font-size: 18px; margin-top: 20px; page-break-after: avoid; break-after: avoid; } .markdown-body h4, .markdown-body h5, .markdown-body h6 { page-break-after: avoid; break-after: avoid; } .markdown-body table { width: 100%; border-collapse: collapse; margin: 16px 0; font-size: 14px; page-break-inside: avoid; break-inside: avoid; } .markdown-body th, .markdown-body td { border: 1px solid #e2e8f0; padding: 8px 10px; text-align: left; } .markdown-body th { background: #f8fafc; } .markdown-body tr { page-break-inside: avoid; break-inside: avoid; } .markdown-body code { background: #f1f5f9; padding: 2px 4px; border-radius: 4px; font-family: "SFMono-Regular", Menlo, Consolas, monospace; font-size: 0.92em; } .markdown-body pre { background: #0f172a; color: #e2e8f0; padding: 16px; border-radius: 8px; overflow-x: auto; page-break-inside: avoid; break-inside: avoid; } .markdown-body pre code { background: transparent; color: inherit; } .markdown-body blockquote { border-left: 4px solid #38bdf8; margin: 16px 0; padding: 8px 16px; background: #f8fafc; color: #334155; } .markdown-body img { max-width: 100%; height: auto; display: block; margin: 16px 0; border-radius: 10px; box-shadow: 0 8px 20px rgba(15, 23, 42, 0.12); page-break-inside: avoid; break-inside: avoid; } .markdown-body figure { page-break-inside: avoid; break-inside: avoid; margin: 16px 0; } .markdown-body a { color: #2563eb; text-decoration: none; } .markdown-body a:hover { text-decoration: underline; } .cover { padding: 80px 60px 60px; background: linear-gradient(135deg, #0b1220 0%, #1e3a8a 100%); color: #f8fafc; border-radius: 18px; margin-bottom: 32px; } .cover-title { font-size: 36px; font-weight: 700; margin: 0 0 12px; } .cover-subtitle { font-size: 18px; color: #cbd5f5; margin: 0 0 16px; } .cover-meta { font-size: 13px; color: #94a3b8; } .page-break { page-break-after: always; break-after: page; } .footer { margin-top: 40px; font-size: 12px; color: #64748b; } /* Print and PDF-specific styles */ @page { margin: 20mm 18mm; } @media print { .markdown-body { orphans: 3; widows: 3; } .markdown-body p { orphans: 3; widows: 3; } .markdown-body li { page-break-inside: avoid; break-inside: avoid; } .markdown-body ul, .markdown-body ol { page-break-before: avoid; break-before: avoid; } .markdown-body blockquote { page-break-inside: avoid; break-inside: avoid; } /* Keep section content together */ .markdown-body h2 + *, .markdown-body h3 + * { page-break-before: avoid; break-before: avoid; } } GitHub README Archive Note</w:t>
       </w:r>
     </w:p>
     <w:p>
@@ -14,1604 +14,132 @@
     </w:p>
     <w:p>
       <w:r>
-        <w:t>AI-powered PowerShell script management: intake, analysis, discovery, agentic chat, and governance—presented in the same polished style used by top open-source GitHub READMEs (think Supabase/PostHog).</w:t>
-      </w:r>
-    </w:p>
-    <w:p>
-      <w:pPr>
-        <w:pStyle w:val="Heading2"/>
-      </w:pPr>
-      <w:r>
-        <w:t>Quick tour (screenshots)</w:t>
-      </w:r>
-    </w:p>
-    <w:p>
-      <w:pPr>
-        <w:pStyle w:val="ListBullet"/>
-      </w:pPr>
-      <w:r>
-        <w:t>Login (demo-ready):</w:t>
+        <w:t>This file is no longer the canonical GitHub landing page copy.</w:t>
       </w:r>
     </w:p>
     <w:p>
       <w:r>
-        <w:drawing>
-          <wp:inline xmlns:a="http://schemas.openxmlformats.org/drawingml/2006/main" xmlns:pic="http://schemas.openxmlformats.org/drawingml/2006/picture">
-            <wp:extent cx="5303520" cy="5303520"/>
-            <wp:docPr id="1" name="Picture 1"/>
-            <wp:cNvGraphicFramePr>
-              <a:graphicFrameLocks noChangeAspect="1"/>
-            </wp:cNvGraphicFramePr>
-            <a:graphic>
-              <a:graphicData uri="http://schemas.openxmlformats.org/drawingml/2006/picture">
-                <pic:pic>
-                  <pic:nvPicPr>
-                    <pic:cNvPr id="0" name="image.png"/>
-                    <pic:cNvPicPr/>
-                  </pic:nvPicPr>
-                  <pic:blipFill>
-                    <a:blip r:embed="rId9"/>
-                    <a:stretch>
-                      <a:fillRect/>
-                    </a:stretch>
-                  </pic:blipFill>
-                  <pic:spPr>
-                    <a:xfrm>
-                      <a:off x="0" y="0"/>
-                      <a:ext cx="5303520" cy="5303520"/>
-                    </a:xfrm>
-                    <a:prstGeom prst="rect"/>
-                  </pic:spPr>
-                </pic:pic>
-              </a:graphicData>
-            </a:graphic>
-          </wp:inline>
-        </w:drawing>
-      </w:r>
-    </w:p>
-    <w:p>
-      <w:pPr>
-        <w:pStyle w:val="ListBullet"/>
-      </w:pPr>
-      <w:r>
-        <w:t>Dashboard (stats, trends, activity):</w:t>
+        <w:t>Use the root README.md ../README.md as the source of truth for: - current local URLs - current screenshots - setup steps for a fresh clone - validation commands - current OpenAI voice defaults</w:t>
       </w:r>
     </w:p>
     <w:p>
       <w:r>
-        <w:drawing>
-          <wp:inline xmlns:a="http://schemas.openxmlformats.org/drawingml/2006/main" xmlns:pic="http://schemas.openxmlformats.org/drawingml/2006/picture">
-            <wp:extent cx="5303520" cy="5303520"/>
-            <wp:docPr id="2" name="Picture 2"/>
-            <wp:cNvGraphicFramePr>
-              <a:graphicFrameLocks noChangeAspect="1"/>
-            </wp:cNvGraphicFramePr>
-            <a:graphic>
-              <a:graphicData uri="http://schemas.openxmlformats.org/drawingml/2006/picture">
-                <pic:pic>
-                  <pic:nvPicPr>
-                    <pic:cNvPr id="0" name="image.png"/>
-                    <pic:cNvPicPr/>
-                  </pic:nvPicPr>
-                  <pic:blipFill>
-                    <a:blip r:embed="rId9"/>
-                    <a:stretch>
-                      <a:fillRect/>
-                    </a:stretch>
-                  </pic:blipFill>
-                  <pic:spPr>
-                    <a:xfrm>
-                      <a:off x="0" y="0"/>
-                      <a:ext cx="5303520" cy="5303520"/>
-                    </a:xfrm>
-                    <a:prstGeom prst="rect"/>
-                  </pic:spPr>
-                </pic:pic>
-              </a:graphicData>
-            </a:graphic>
-          </wp:inline>
-        </w:drawing>
-      </w:r>
-    </w:p>
-    <w:p>
-      <w:pPr>
-        <w:pStyle w:val="ListBullet"/>
-      </w:pPr>
-      <w:r>
-        <w:t>Script library (categories, owners, versions):</w:t>
+        <w:t>Why this file still exists: - it documents that an older GitHub README draft existed - it prevents stale mock/demo instructions from being treated as current</w:t>
       </w:r>
     </w:p>
     <w:p>
       <w:r>
-        <w:drawing>
-          <wp:inline xmlns:a="http://schemas.openxmlformats.org/drawingml/2006/main" xmlns:pic="http://schemas.openxmlformats.org/drawingml/2006/picture">
-            <wp:extent cx="5303520" cy="5303520"/>
-            <wp:docPr id="3" name="Picture 3"/>
-            <wp:cNvGraphicFramePr>
-              <a:graphicFrameLocks noChangeAspect="1"/>
-            </wp:cNvGraphicFramePr>
-            <a:graphic>
-              <a:graphicData uri="http://schemas.openxmlformats.org/drawingml/2006/picture">
-                <pic:pic>
-                  <pic:nvPicPr>
-                    <pic:cNvPr id="0" name="image.png"/>
-                    <pic:cNvPicPr/>
-                  </pic:nvPicPr>
-                  <pic:blipFill>
-                    <a:blip r:embed="rId9"/>
-                    <a:stretch>
-                      <a:fillRect/>
-                    </a:stretch>
-                  </pic:blipFill>
-                  <pic:spPr>
-                    <a:xfrm>
-                      <a:off x="0" y="0"/>
-                      <a:ext cx="5303520" cy="5303520"/>
-                    </a:xfrm>
-                    <a:prstGeom prst="rect"/>
-                  </pic:spPr>
-                </pic:pic>
-              </a:graphicData>
-            </a:graphic>
-          </wp:inline>
-        </w:drawing>
-      </w:r>
-    </w:p>
-    <w:p>
-      <w:pPr>
-        <w:pStyle w:val="ListBullet"/>
-      </w:pPr>
-      <w:r>
-        <w:t>Upload with live preview + dedup hints:</w:t>
-      </w:r>
-    </w:p>
-    <w:p>
-      <w:r>
-        <w:drawing>
-          <wp:inline xmlns:a="http://schemas.openxmlformats.org/drawingml/2006/main" xmlns:pic="http://schemas.openxmlformats.org/drawingml/2006/picture">
-            <wp:extent cx="5303520" cy="5303520"/>
-            <wp:docPr id="4" name="Picture 4"/>
-            <wp:cNvGraphicFramePr>
-              <a:graphicFrameLocks noChangeAspect="1"/>
-            </wp:cNvGraphicFramePr>
-            <a:graphic>
-              <a:graphicData uri="http://schemas.openxmlformats.org/drawingml/2006/picture">
-                <pic:pic>
-                  <pic:nvPicPr>
-                    <pic:cNvPr id="0" name="image.png"/>
-                    <pic:cNvPicPr/>
-                  </pic:nvPicPr>
-                  <pic:blipFill>
-                    <a:blip r:embed="rId9"/>
-                    <a:stretch>
-                      <a:fillRect/>
-                    </a:stretch>
-                  </pic:blipFill>
-                  <pic:spPr>
-                    <a:xfrm>
-                      <a:off x="0" y="0"/>
-                      <a:ext cx="5303520" cy="5303520"/>
-                    </a:xfrm>
-                    <a:prstGeom prst="rect"/>
-                  </pic:spPr>
-                </pic:pic>
-              </a:graphicData>
-            </a:graphic>
-          </wp:inline>
-        </w:drawing>
-      </w:r>
-    </w:p>
-    <w:p>
-      <w:pPr>
-        <w:pStyle w:val="ListBullet"/>
-      </w:pPr>
-      <w:r>
-        <w:t>AI analysis and remediation:</w:t>
-      </w:r>
-    </w:p>
-    <w:p>
-      <w:r>
-        <w:drawing>
-          <wp:inline xmlns:a="http://schemas.openxmlformats.org/drawingml/2006/main" xmlns:pic="http://schemas.openxmlformats.org/drawingml/2006/picture">
-            <wp:extent cx="5303520" cy="5303520"/>
-            <wp:docPr id="5" name="Picture 5"/>
-            <wp:cNvGraphicFramePr>
-              <a:graphicFrameLocks noChangeAspect="1"/>
-            </wp:cNvGraphicFramePr>
-            <a:graphic>
-              <a:graphicData uri="http://schemas.openxmlformats.org/drawingml/2006/picture">
-                <pic:pic>
-                  <pic:nvPicPr>
-                    <pic:cNvPr id="0" name="image.png"/>
-                    <pic:cNvPicPr/>
-                  </pic:nvPicPr>
-                  <pic:blipFill>
-                    <a:blip r:embed="rId9"/>
-                    <a:stretch>
-                      <a:fillRect/>
-                    </a:stretch>
-                  </pic:blipFill>
-                  <pic:spPr>
-                    <a:xfrm>
-                      <a:off x="0" y="0"/>
-                      <a:ext cx="5303520" cy="5303520"/>
-                    </a:xfrm>
-                    <a:prstGeom prst="rect"/>
-                  </pic:spPr>
-                </pic:pic>
-              </a:graphicData>
-            </a:graphic>
-          </wp:inline>
-        </w:drawing>
-      </w:r>
-    </w:p>
-    <w:p>
-      <w:pPr>
-        <w:pStyle w:val="ListBullet"/>
-      </w:pPr>
-      <w:r>
-        <w:t>Documentation explorer and crawler:</w:t>
-      </w:r>
-    </w:p>
-    <w:p>
-      <w:r>
-        <w:drawing>
-          <wp:inline xmlns:a="http://schemas.openxmlformats.org/drawingml/2006/main" xmlns:pic="http://schemas.openxmlformats.org/drawingml/2006/picture">
-            <wp:extent cx="5303520" cy="5303520"/>
-            <wp:docPr id="6" name="Picture 6"/>
-            <wp:cNvGraphicFramePr>
-              <a:graphicFrameLocks noChangeAspect="1"/>
-            </wp:cNvGraphicFramePr>
-            <a:graphic>
-              <a:graphicData uri="http://schemas.openxmlformats.org/drawingml/2006/picture">
-                <pic:pic>
-                  <pic:nvPicPr>
-                    <pic:cNvPr id="0" name="image.png"/>
-                    <pic:cNvPicPr/>
-                  </pic:nvPicPr>
-                  <pic:blipFill>
-                    <a:blip r:embed="rId9"/>
-                    <a:stretch>
-                      <a:fillRect/>
-                    </a:stretch>
-                  </pic:blipFill>
-                  <pic:spPr>
-                    <a:xfrm>
-                      <a:off x="0" y="0"/>
-                      <a:ext cx="5303520" cy="5303520"/>
-                    </a:xfrm>
-                    <a:prstGeom prst="rect"/>
-                  </pic:spPr>
-                </pic:pic>
-              </a:graphicData>
-            </a:graphic>
-          </wp:inline>
-        </w:drawing>
-      </w:r>
-    </w:p>
-    <w:p>
-      <w:pPr>
-        <w:pStyle w:val="ListBullet"/>
-      </w:pPr>
-      <w:r>
-        <w:t>Chat + agentic workflows:</w:t>
-      </w:r>
-    </w:p>
-    <w:p>
-      <w:r>
-        <w:drawing>
-          <wp:inline xmlns:a="http://schemas.openxmlformats.org/drawingml/2006/main" xmlns:pic="http://schemas.openxmlformats.org/drawingml/2006/picture">
-            <wp:extent cx="5303520" cy="5303520"/>
-            <wp:docPr id="7" name="Picture 7"/>
-            <wp:cNvGraphicFramePr>
-              <a:graphicFrameLocks noChangeAspect="1"/>
-            </wp:cNvGraphicFramePr>
-            <a:graphic>
-              <a:graphicData uri="http://schemas.openxmlformats.org/drawingml/2006/picture">
-                <pic:pic>
-                  <pic:nvPicPr>
-                    <pic:cNvPr id="0" name="image.png"/>
-                    <pic:cNvPicPr/>
-                  </pic:nvPicPr>
-                  <pic:blipFill>
-                    <a:blip r:embed="rId9"/>
-                    <a:stretch>
-                      <a:fillRect/>
-                    </a:stretch>
-                  </pic:blipFill>
-                  <pic:spPr>
-                    <a:xfrm>
-                      <a:off x="0" y="0"/>
-                      <a:ext cx="5303520" cy="5303520"/>
-                    </a:xfrm>
-                    <a:prstGeom prst="rect"/>
-                  </pic:spPr>
-                </pic:pic>
-              </a:graphicData>
-            </a:graphic>
-          </wp:inline>
-        </w:drawing>
-      </w:r>
-    </w:p>
-    <w:p>
-      <w:pPr>
-        <w:pStyle w:val="ListBullet"/>
-      </w:pPr>
-      <w:r>
-        <w:t>Analytics and governance KPIs:</w:t>
-      </w:r>
-    </w:p>
-    <w:p>
-      <w:r>
-        <w:drawing>
-          <wp:inline xmlns:a="http://schemas.openxmlformats.org/drawingml/2006/main" xmlns:pic="http://schemas.openxmlformats.org/drawingml/2006/picture">
-            <wp:extent cx="5303520" cy="5303520"/>
-            <wp:docPr id="8" name="Picture 8"/>
-            <wp:cNvGraphicFramePr>
-              <a:graphicFrameLocks noChangeAspect="1"/>
-            </wp:cNvGraphicFramePr>
-            <a:graphic>
-              <a:graphicData uri="http://schemas.openxmlformats.org/drawingml/2006/picture">
-                <pic:pic>
-                  <pic:nvPicPr>
-                    <pic:cNvPr id="0" name="image.png"/>
-                    <pic:cNvPicPr/>
-                  </pic:nvPicPr>
-                  <pic:blipFill>
-                    <a:blip r:embed="rId9"/>
-                    <a:stretch>
-                      <a:fillRect/>
-                    </a:stretch>
-                  </pic:blipFill>
-                  <pic:spPr>
-                    <a:xfrm>
-                      <a:off x="0" y="0"/>
-                      <a:ext cx="5303520" cy="5303520"/>
-                    </a:xfrm>
-                    <a:prstGeom prst="rect"/>
-                  </pic:spPr>
-                </pic:pic>
-              </a:graphicData>
-            </a:graphic>
-          </wp:inline>
-        </w:drawing>
-      </w:r>
-    </w:p>
-    <w:p>
-      <w:pPr>
-        <w:pStyle w:val="ListBullet"/>
-      </w:pPr>
-      <w:r>
-        <w:t>Settings with training/exports links:</w:t>
-      </w:r>
-    </w:p>
-    <w:p>
-      <w:r>
-        <w:drawing>
-          <wp:inline xmlns:a="http://schemas.openxmlformats.org/drawingml/2006/main" xmlns:pic="http://schemas.openxmlformats.org/drawingml/2006/picture">
-            <wp:extent cx="5303520" cy="5303520"/>
-            <wp:docPr id="9" name="Picture 9"/>
-            <wp:cNvGraphicFramePr>
-              <a:graphicFrameLocks noChangeAspect="1"/>
-            </wp:cNvGraphicFramePr>
-            <a:graphic>
-              <a:graphicData uri="http://schemas.openxmlformats.org/drawingml/2006/picture">
-                <pic:pic>
-                  <pic:nvPicPr>
-                    <pic:cNvPr id="0" name="image.png"/>
-                    <pic:cNvPicPr/>
-                  </pic:nvPicPr>
-                  <pic:blipFill>
-                    <a:blip r:embed="rId9"/>
-                    <a:stretch>
-                      <a:fillRect/>
-                    </a:stretch>
-                  </pic:blipFill>
-                  <pic:spPr>
-                    <a:xfrm>
-                      <a:off x="0" y="0"/>
-                      <a:ext cx="5303520" cy="5303520"/>
-                    </a:xfrm>
-                    <a:prstGeom prst="rect"/>
-                  </pic:spPr>
-                </pic:pic>
-              </a:graphicData>
-            </a:graphic>
-          </wp:inline>
-        </w:drawing>
-      </w:r>
-    </w:p>
-    <w:p>
-      <w:pPr>
-        <w:pStyle w:val="Heading2"/>
-      </w:pPr>
-      <w:r>
-        <w:t>Product highlights</w:t>
-      </w:r>
-    </w:p>
-    <w:p>
-      <w:pPr>
-        <w:pStyle w:val="ListBullet"/>
-      </w:pPr>
-      <w:r>
-        <w:t>[x] Script intake: tagging, version history, hash-based deduplication</w:t>
-      </w:r>
-    </w:p>
-    <w:p>
-      <w:pPr>
-        <w:pStyle w:val="ListBullet"/>
-      </w:pPr>
-      <w:r>
-        <w:t>[x] AI analysis: security scores, findings, remediation notes, audit trails</w:t>
-      </w:r>
-    </w:p>
-    <w:p>
-      <w:pPr>
-        <w:pStyle w:val="ListBullet"/>
-      </w:pPr>
-      <w:r>
-        <w:t>[x] Discovery: keyword + vector search, documentation explorer, crawler</w:t>
-      </w:r>
-    </w:p>
-    <w:p>
-      <w:pPr>
-        <w:pStyle w:val="ListBullet"/>
-      </w:pPr>
-      <w:r>
-        <w:t>[x] AI copilots: chat assistant, agent orchestration, history</w:t>
-      </w:r>
-    </w:p>
-    <w:p>
-      <w:pPr>
-        <w:pStyle w:val="ListBullet"/>
-      </w:pPr>
-      <w:r>
-        <w:t>[x] Operations: analytics dashboards, exports (HTML/PDF/DOCX), health checks</w:t>
-      </w:r>
-    </w:p>
-    <w:p>
-      <w:pPr>
-        <w:pStyle w:val="ListBullet"/>
-      </w:pPr>
-      <w:r>
-        <w:t>[x] Training suite: modules, labs, role paths, printable guides (linked in Settings)</w:t>
-      </w:r>
-    </w:p>
-    <w:p>
-      <w:pPr>
-        <w:pStyle w:val="Heading2"/>
-      </w:pPr>
-      <w:r>
-        <w:t>System at a glance</w:t>
-      </w:r>
-    </w:p>
-    <w:tbl>
-      <w:tblPr>
-        <w:tblW w:type="auto" w:w="0"/>
-        <w:tblLook w:firstColumn="1" w:firstRow="1" w:lastColumn="0" w:lastRow="0" w:noHBand="0" w:noVBand="1" w:val="04A0"/>
-      </w:tblPr>
-      <w:tblGrid>
-        <w:gridCol w:w="2880"/>
-        <w:gridCol w:w="2880"/>
-        <w:gridCol w:w="2880"/>
-      </w:tblGrid>
-      <w:tr>
-        <w:tc>
-          <w:tcPr>
-            <w:tcW w:type="dxa" w:w="0"/>
-          </w:tcPr>
-          <w:p>
-            <w:r>
-              <w:t>Layer</w:t>
-            </w:r>
-          </w:p>
-        </w:tc>
-        <w:tc>
-          <w:tcPr>
-            <w:tcW w:type="dxa" w:w="0"/>
-          </w:tcPr>
-          <w:p>
-            <w:r>
-              <w:t>What it does</w:t>
-            </w:r>
-          </w:p>
-        </w:tc>
-        <w:tc>
-          <w:tcPr>
-            <w:tcW w:type="dxa" w:w="0"/>
-          </w:tcPr>
-          <w:p>
-            <w:r>
-              <w:t>Tech</w:t>
-            </w:r>
-          </w:p>
-        </w:tc>
-      </w:tr>
-      <w:tr>
-        <w:tc>
-          <w:tcPr>
-            <w:tcW w:type="dxa" w:w="0"/>
-          </w:tcPr>
-          <w:p>
-            <w:r>
-              <w:t>UI</w:t>
-            </w:r>
-          </w:p>
-        </w:tc>
-        <w:tc>
-          <w:tcPr>
-            <w:tcW w:type="dxa" w:w="0"/>
-          </w:tcPr>
-          <w:p>
-            <w:r>
-              <w:t>React + Tailwind, Monaco editor, dark/light theming</w:t>
-            </w:r>
-          </w:p>
-        </w:tc>
-        <w:tc>
-          <w:tcPr>
-            <w:tcW w:type="dxa" w:w="0"/>
-          </w:tcPr>
-          <w:p>
-            <w:r>
-              <w:t>Vite, React 18, Tailwind</w:t>
-            </w:r>
-          </w:p>
-        </w:tc>
-      </w:tr>
-      <w:tr>
-        <w:tc>
-          <w:tcPr>
-            <w:tcW w:type="dxa" w:w="0"/>
-          </w:tcPr>
-          <w:p>
-            <w:r>
-              <w:t>API</w:t>
-            </w:r>
-          </w:p>
-        </w:tc>
-        <w:tc>
-          <w:tcPr>
-            <w:tcW w:type="dxa" w:w="0"/>
-          </w:tcPr>
-          <w:p>
-            <w:r>
-              <w:t>Script CRUD, analysis orchestration, auth, docs crawl</w:t>
-            </w:r>
-          </w:p>
-        </w:tc>
-        <w:tc>
-          <w:tcPr>
-            <w:tcW w:type="dxa" w:w="0"/>
-          </w:tcPr>
-          <w:p>
-            <w:r>
-              <w:t>Node.js/Express, Sequelize</w:t>
-            </w:r>
-          </w:p>
-        </w:tc>
-      </w:tr>
-      <w:tr>
-        <w:tc>
-          <w:tcPr>
-            <w:tcW w:type="dxa" w:w="0"/>
-          </w:tcPr>
-          <w:p>
-            <w:r>
-              <w:t>AI</w:t>
-            </w:r>
-          </w:p>
-        </w:tc>
-        <w:tc>
-          <w:tcPr>
-            <w:tcW w:type="dxa" w:w="0"/>
-          </w:tcPr>
-          <w:p>
-            <w:r>
-              <w:t>Analysis scoring, recommendations, embeddings</w:t>
-            </w:r>
-          </w:p>
-        </w:tc>
-        <w:tc>
-          <w:tcPr>
-            <w:tcW w:type="dxa" w:w="0"/>
-          </w:tcPr>
-          <w:p>
-            <w:r>
-              <w:t>FastAPI, pgvector</w:t>
-            </w:r>
-          </w:p>
-        </w:tc>
-      </w:tr>
-      <w:tr>
-        <w:tc>
-          <w:tcPr>
-            <w:tcW w:type="dxa" w:w="0"/>
-          </w:tcPr>
-          <w:p>
-            <w:r>
-              <w:t>Data</w:t>
-            </w:r>
-          </w:p>
-        </w:tc>
-        <w:tc>
-          <w:tcPr>
-            <w:tcW w:type="dxa" w:w="0"/>
-          </w:tcPr>
-          <w:p>
-            <w:r>
-              <w:t>Postgres (pgvector), Redis cache</w:t>
-            </w:r>
-          </w:p>
-        </w:tc>
-        <w:tc>
-          <w:tcPr>
-            <w:tcW w:type="dxa" w:w="0"/>
-          </w:tcPr>
-          <w:p>
-            <w:r>
-              <w:t>Dockerized services</w:t>
-            </w:r>
-          </w:p>
-        </w:tc>
-      </w:tr>
-      <w:tr>
-        <w:tc>
-          <w:tcPr>
-            <w:tcW w:type="dxa" w:w="0"/>
-          </w:tcPr>
-          <w:p>
-            <w:r>
-              <w:t>Ops</w:t>
-            </w:r>
-          </w:p>
-        </w:tc>
-        <w:tc>
-          <w:tcPr>
-            <w:tcW w:type="dxa" w:w="0"/>
-          </w:tcPr>
-          <w:p>
-            <w:r>
-              <w:t>Cloudflare tunnel, health checks, logs, exports</w:t>
-            </w:r>
-          </w:p>
-        </w:tc>
-        <w:tc>
-          <w:tcPr>
-            <w:tcW w:type="dxa" w:w="0"/>
-          </w:tcPr>
-          <w:p>
-            <w:r>
-              <w:t>Docker Compose</w:t>
-            </w:r>
-          </w:p>
-        </w:tc>
-      </w:tr>
-    </w:tbl>
-    <w:p>
-      <w:r>
-        <w:t xml:space="preserve"> </w:t>
-      </w:r>
-    </w:p>
-    <w:p>
-      <w:r>
-        <w:t xml:space="preserve"> </w:t>
-      </w:r>
-    </w:p>
-    <w:p>
-      <w:r>
-        <w:t xml:space="preserve"> </w:t>
-      </w:r>
-    </w:p>
-    <w:p>
-      <w:r>
-        <w:t xml:space="preserve"> </w:t>
-      </w:r>
-    </w:p>
-    <w:p>
-      <w:r>
-        <w:t xml:space="preserve"> </w:t>
-      </w:r>
-    </w:p>
-    <w:p>
-      <w:r>
-        <w:t xml:space="preserve"> </w:t>
-      </w:r>
-    </w:p>
-    <w:p>
-      <w:r>
-        <w:t xml:space="preserve"> </w:t>
-      </w:r>
-    </w:p>
-    <w:p>
-      <w:r>
-        <w:t xml:space="preserve"> </w:t>
-      </w:r>
-    </w:p>
-    <w:p>
-      <w:r>
-        <w:t xml:space="preserve"> </w:t>
-      </w:r>
-    </w:p>
-    <w:p>
-      <w:r>
-        <w:t xml:space="preserve"> </w:t>
-      </w:r>
-    </w:p>
-    <w:p>
-      <w:r>
-        <w:t xml:space="preserve"> </w:t>
-      </w:r>
-    </w:p>
-    <w:p>
-      <w:r>
-        <w:t xml:space="preserve"> </w:t>
-      </w:r>
-    </w:p>
-    <w:p>
-      <w:r>
-        <w:t xml:space="preserve"> </w:t>
-      </w:r>
-    </w:p>
-    <w:p>
-      <w:r>
-        <w:t xml:space="preserve"> </w:t>
-      </w:r>
-    </w:p>
-    <w:p>
-      <w:r>
-        <w:t xml:space="preserve"> </w:t>
-      </w:r>
-    </w:p>
-    <w:p>
-      <w:r>
-        <w:t xml:space="preserve"> </w:t>
-      </w:r>
-    </w:p>
-    <w:p>
-      <w:r>
-        <w:t xml:space="preserve"> </w:t>
-      </w:r>
-    </w:p>
-    <w:p>
-      <w:r>
-        <w:t xml:space="preserve"> Architecture and flows:</w:t>
-      </w:r>
-    </w:p>
-    <w:p>
-      <w:pPr>
-        <w:pStyle w:val="ListBullet"/>
-      </w:pPr>
-      <w:r>
-        <w:t>Architecture:</w:t>
-      </w:r>
-    </w:p>
-    <w:p>
-      <w:r>
-        <w:drawing>
-          <wp:inline xmlns:a="http://schemas.openxmlformats.org/drawingml/2006/main" xmlns:pic="http://schemas.openxmlformats.org/drawingml/2006/picture">
-            <wp:extent cx="5303520" cy="5303520"/>
-            <wp:docPr id="10" name="Picture 10"/>
-            <wp:cNvGraphicFramePr>
-              <a:graphicFrameLocks noChangeAspect="1"/>
-            </wp:cNvGraphicFramePr>
-            <a:graphic>
-              <a:graphicData uri="http://schemas.openxmlformats.org/drawingml/2006/picture">
-                <pic:pic>
-                  <pic:nvPicPr>
-                    <pic:cNvPr id="0" name="image.png"/>
-                    <pic:cNvPicPr/>
-                  </pic:nvPicPr>
-                  <pic:blipFill>
-                    <a:blip r:embed="rId9"/>
-                    <a:stretch>
-                      <a:fillRect/>
-                    </a:stretch>
-                  </pic:blipFill>
-                  <pic:spPr>
-                    <a:xfrm>
-                      <a:off x="0" y="0"/>
-                      <a:ext cx="5303520" cy="5303520"/>
-                    </a:xfrm>
-                    <a:prstGeom prst="rect"/>
-                  </pic:spPr>
-                </pic:pic>
-              </a:graphicData>
-            </a:graphic>
-          </wp:inline>
-        </w:drawing>
-      </w:r>
-    </w:p>
-    <w:p>
-      <w:pPr>
-        <w:pStyle w:val="ListBullet"/>
-      </w:pPr>
-      <w:r>
-        <w:t>Analysis pipeline:</w:t>
-      </w:r>
-    </w:p>
-    <w:p>
-      <w:r>
-        <w:drawing>
-          <wp:inline xmlns:a="http://schemas.openxmlformats.org/drawingml/2006/main" xmlns:pic="http://schemas.openxmlformats.org/drawingml/2006/picture">
-            <wp:extent cx="5303520" cy="5303520"/>
-            <wp:docPr id="11" name="Picture 11"/>
-            <wp:cNvGraphicFramePr>
-              <a:graphicFrameLocks noChangeAspect="1"/>
-            </wp:cNvGraphicFramePr>
-            <a:graphic>
-              <a:graphicData uri="http://schemas.openxmlformats.org/drawingml/2006/picture">
-                <pic:pic>
-                  <pic:nvPicPr>
-                    <pic:cNvPr id="0" name="image.png"/>
-                    <pic:cNvPicPr/>
-                  </pic:nvPicPr>
-                  <pic:blipFill>
-                    <a:blip r:embed="rId9"/>
-                    <a:stretch>
-                      <a:fillRect/>
-                    </a:stretch>
-                  </pic:blipFill>
-                  <pic:spPr>
-                    <a:xfrm>
-                      <a:off x="0" y="0"/>
-                      <a:ext cx="5303520" cy="5303520"/>
-                    </a:xfrm>
-                    <a:prstGeom prst="rect"/>
-                  </pic:spPr>
-                </pic:pic>
-              </a:graphicData>
-            </a:graphic>
-          </wp:inline>
-        </w:drawing>
-      </w:r>
-    </w:p>
-    <w:p>
-      <w:pPr>
-        <w:pStyle w:val="ListBullet"/>
-      </w:pPr>
-      <w:r>
-        <w:t>Script lifecycle:</w:t>
-      </w:r>
-    </w:p>
-    <w:p>
-      <w:r>
-        <w:drawing>
-          <wp:inline xmlns:a="http://schemas.openxmlformats.org/drawingml/2006/main" xmlns:pic="http://schemas.openxmlformats.org/drawingml/2006/picture">
-            <wp:extent cx="5303520" cy="5303520"/>
-            <wp:docPr id="12" name="Picture 12"/>
-            <wp:cNvGraphicFramePr>
-              <a:graphicFrameLocks noChangeAspect="1"/>
-            </wp:cNvGraphicFramePr>
-            <a:graphic>
-              <a:graphicData uri="http://schemas.openxmlformats.org/drawingml/2006/picture">
-                <pic:pic>
-                  <pic:nvPicPr>
-                    <pic:cNvPr id="0" name="image.png"/>
-                    <pic:cNvPicPr/>
-                  </pic:nvPicPr>
-                  <pic:blipFill>
-                    <a:blip r:embed="rId9"/>
-                    <a:stretch>
-                      <a:fillRect/>
-                    </a:stretch>
-                  </pic:blipFill>
-                  <pic:spPr>
-                    <a:xfrm>
-                      <a:off x="0" y="0"/>
-                      <a:ext cx="5303520" cy="5303520"/>
-                    </a:xfrm>
-                    <a:prstGeom prst="rect"/>
-                  </pic:spPr>
-                </pic:pic>
-              </a:graphicData>
-            </a:graphic>
-          </wp:inline>
-        </w:drawing>
-      </w:r>
-    </w:p>
-    <w:p>
-      <w:pPr>
-        <w:pStyle w:val="ListBullet"/>
-      </w:pPr>
-      <w:r>
-        <w:t>Search modes:</w:t>
-      </w:r>
-    </w:p>
-    <w:p>
-      <w:r>
-        <w:drawing>
-          <wp:inline xmlns:a="http://schemas.openxmlformats.org/drawingml/2006/main" xmlns:pic="http://schemas.openxmlformats.org/drawingml/2006/picture">
-            <wp:extent cx="5303520" cy="5303520"/>
-            <wp:docPr id="13" name="Picture 13"/>
-            <wp:cNvGraphicFramePr>
-              <a:graphicFrameLocks noChangeAspect="1"/>
-            </wp:cNvGraphicFramePr>
-            <a:graphic>
-              <a:graphicData uri="http://schemas.openxmlformats.org/drawingml/2006/picture">
-                <pic:pic>
-                  <pic:nvPicPr>
-                    <pic:cNvPr id="0" name="image.png"/>
-                    <pic:cNvPicPr/>
-                  </pic:nvPicPr>
-                  <pic:blipFill>
-                    <a:blip r:embed="rId9"/>
-                    <a:stretch>
-                      <a:fillRect/>
-                    </a:stretch>
-                  </pic:blipFill>
-                  <pic:spPr>
-                    <a:xfrm>
-                      <a:off x="0" y="0"/>
-                      <a:ext cx="5303520" cy="5303520"/>
-                    </a:xfrm>
-                    <a:prstGeom prst="rect"/>
-                  </pic:spPr>
-                </pic:pic>
-              </a:graphicData>
-            </a:graphic>
-          </wp:inline>
-        </w:drawing>
-      </w:r>
-    </w:p>
-    <w:p>
-      <w:pPr>
-        <w:pStyle w:val="ListBullet"/>
-      </w:pPr>
-      <w:r>
-        <w:t>Security scorecard:</w:t>
-      </w:r>
-    </w:p>
-    <w:p>
-      <w:r>
-        <w:drawing>
-          <wp:inline xmlns:a="http://schemas.openxmlformats.org/drawingml/2006/main" xmlns:pic="http://schemas.openxmlformats.org/drawingml/2006/picture">
-            <wp:extent cx="5303520" cy="5303520"/>
-            <wp:docPr id="14" name="Picture 14"/>
-            <wp:cNvGraphicFramePr>
-              <a:graphicFrameLocks noChangeAspect="1"/>
-            </wp:cNvGraphicFramePr>
-            <a:graphic>
-              <a:graphicData uri="http://schemas.openxmlformats.org/drawingml/2006/picture">
-                <pic:pic>
-                  <pic:nvPicPr>
-                    <pic:cNvPr id="0" name="image.png"/>
-                    <pic:cNvPicPr/>
-                  </pic:nvPicPr>
-                  <pic:blipFill>
-                    <a:blip r:embed="rId9"/>
-                    <a:stretch>
-                      <a:fillRect/>
-                    </a:stretch>
-                  </pic:blipFill>
-                  <pic:spPr>
-                    <a:xfrm>
-                      <a:off x="0" y="0"/>
-                      <a:ext cx="5303520" cy="5303520"/>
-                    </a:xfrm>
-                    <a:prstGeom prst="rect"/>
-                  </pic:spPr>
-                </pic:pic>
-              </a:graphicData>
-            </a:graphic>
-          </wp:inline>
-        </w:drawing>
-      </w:r>
-    </w:p>
-    <w:p>
-      <w:pPr>
-        <w:pStyle w:val="Heading2"/>
-      </w:pPr>
-      <w:r>
-        <w:t>Getting started</w:t>
-      </w:r>
-    </w:p>
-    <w:p>
-      <w:pPr>
-        <w:pStyle w:val="Heading3"/>
-      </w:pPr>
-      <w:r>
-        <w:t>Fast mock start (best for demos/training)</w:t>
-      </w:r>
-    </w:p>
-    <w:p>
-      <w:r>
-        <w:rPr>
-          <w:rFonts w:ascii="Mono" w:hAnsi="Mono"/>
-        </w:rPr>
-        <w:t xml:space="preserve">./start-all-mock.sh
-# Frontend: http://localhost:3002
-# Backend API: http://localhost:4000/api
-# AI service: http://localhost:8000
-</w:t>
-      </w:r>
-    </w:p>
-    <w:p>
-      <w:pPr>
-        <w:pStyle w:val="Heading3"/>
-      </w:pPr>
-      <w:r>
-        <w:t>Production Docker</w:t>
-      </w:r>
-    </w:p>
-    <w:p>
-      <w:r>
-        <w:rPr>
-          <w:rFonts w:ascii="Mono" w:hAnsi="Mono"/>
-        </w:rPr>
-        <w:t xml:space="preserve">./docker-deploy.sh
-# Frontend: http://localhost:3002
-# Backend API: http://localhost:4000
-</w:t>
-      </w:r>
-    </w:p>
-    <w:p>
-      <w:r>
-        <w:t xml:space="preserve">See </w:t>
+        <w:t xml:space="preserve">Current canonical screenshots: - </w:t>
       </w:r>
       <w:r>
         <w:rPr>
           <w:rFonts w:ascii="Mono" w:hAnsi="Mono"/>
         </w:rPr>
-        <w:t>DOCKER-QUICKSTART.md</w:t>
+        <w:t>docs/screenshots/login.png</w:t>
       </w:r>
       <w:r>
-        <w:t xml:space="preserve"> and </w:t>
+        <w:t xml:space="preserve"> - </w:t>
       </w:r>
       <w:r>
         <w:rPr>
           <w:rFonts w:ascii="Mono" w:hAnsi="Mono"/>
         </w:rPr>
-        <w:t>DOCKER-SETUP.md</w:t>
+        <w:t>docs/screenshots/dashboard.png</w:t>
       </w:r>
       <w:r>
-        <w:t xml:space="preserve"> for details.</w:t>
-      </w:r>
-    </w:p>
-    <w:p>
-      <w:pPr>
-        <w:pStyle w:val="Heading3"/>
-      </w:pPr>
-      <w:r>
-        <w:t>Local development</w:t>
-      </w:r>
-    </w:p>
-    <w:p>
-      <w:r>
-        <w:rPr>
-          <w:rFonts w:ascii="Mono" w:hAnsi="Mono"/>
-        </w:rPr>
-        <w:t xml:space="preserve">npm run install:all
-npm run dev
-</w:t>
-      </w:r>
-    </w:p>
-    <w:p>
-      <w:pPr>
-        <w:pStyle w:val="Heading3"/>
-      </w:pPr>
-      <w:r>
-        <w:t>Playwright screenshots (used in this README)</w:t>
-      </w:r>
-    </w:p>
-    <w:p>
-      <w:r>
-        <w:rPr>
-          <w:rFonts w:ascii="Mono" w:hAnsi="Mono"/>
-        </w:rPr>
-        <w:t xml:space="preserve">./scripts/capture-readme-screenshots.sh
-# Captures to docs/screenshots/*
-</w:t>
-      </w:r>
-    </w:p>
-    <w:p>
-      <w:pPr>
-        <w:pStyle w:val="Heading2"/>
-      </w:pPr>
-      <w:r>
-        <w:t>Training suite (supreme docs pack)</w:t>
-      </w:r>
-    </w:p>
-    <w:p>
-      <w:pPr>
-        <w:pStyle w:val="ListBullet"/>
-      </w:pPr>
-      <w:r>
-        <w:t xml:space="preserve">Location: </w:t>
+        <w:t xml:space="preserve"> - </w:t>
       </w:r>
       <w:r>
         <w:rPr>
           <w:rFonts w:ascii="Mono" w:hAnsi="Mono"/>
         </w:rPr>
-        <w:t>docs/training-suite/</w:t>
+        <w:t>docs/screenshots/scripts.png</w:t>
       </w:r>
-    </w:p>
-    <w:p>
-      <w:pPr>
-        <w:pStyle w:val="ListBullet"/>
-      </w:pPr>
       <w:r>
-        <w:t>Contents: modules, labs, guided walkthrough, schedules, rubrics, screenshots</w:t>
-      </w:r>
-    </w:p>
-    <w:p>
-      <w:pPr>
-        <w:pStyle w:val="ListBullet"/>
-      </w:pPr>
-      <w:r>
-        <w:t>In-app: Settings → Documentation &amp; Training → Training Suite / PDFs / DOCX</w:t>
-      </w:r>
-    </w:p>
-    <w:p>
-      <w:pPr>
-        <w:pStyle w:val="ListBullet"/>
-      </w:pPr>
-      <w:r>
-        <w:t xml:space="preserve">Exports: </w:t>
+        <w:t xml:space="preserve"> - </w:t>
       </w:r>
       <w:r>
         <w:rPr>
           <w:rFonts w:ascii="Mono" w:hAnsi="Mono"/>
         </w:rPr>
-        <w:t>scripts/export-docs.sh --all</w:t>
+        <w:t>docs/screenshots/upload.png</w:t>
       </w:r>
       <w:r>
-        <w:t xml:space="preserve"> → </w:t>
+        <w:t xml:space="preserve"> - </w:t>
       </w:r>
       <w:r>
         <w:rPr>
           <w:rFonts w:ascii="Mono" w:hAnsi="Mono"/>
         </w:rPr>
-        <w:t>docs/exports/{html,pdf,docx}/</w:t>
-      </w:r>
-    </w:p>
-    <w:p>
-      <w:pPr>
-        <w:pStyle w:val="ListBullet"/>
-      </w:pPr>
-      <w:r>
-        <w:rPr>
-          <w:rFonts w:ascii="Mono" w:hAnsi="Mono"/>
-        </w:rPr>
-        <w:t>docs/exports/pdf/Training-Suite.pdf</w:t>
-      </w:r>
-    </w:p>
-    <w:p>
-      <w:pPr>
-        <w:pStyle w:val="ListBullet"/>
-      </w:pPr>
-      <w:r>
-        <w:rPr>
-          <w:rFonts w:ascii="Mono" w:hAnsi="Mono"/>
-        </w:rPr>
-        <w:t>docs/exports/docx/Training-Suite.docx</w:t>
-      </w:r>
-    </w:p>
-    <w:p>
-      <w:pPr>
-        <w:pStyle w:val="Heading2"/>
-      </w:pPr>
-      <w:r>
-        <w:t>Key workflows</w:t>
-      </w:r>
-    </w:p>
-    <w:tbl>
-      <w:tblPr>
-        <w:tblW w:type="auto" w:w="0"/>
-        <w:tblLook w:firstColumn="1" w:firstRow="1" w:lastColumn="0" w:lastRow="0" w:noHBand="0" w:noVBand="1" w:val="04A0"/>
-      </w:tblPr>
-      <w:tblGrid>
-        <w:gridCol w:w="2880"/>
-        <w:gridCol w:w="2880"/>
-        <w:gridCol w:w="2880"/>
-      </w:tblGrid>
-      <w:tr>
-        <w:tc>
-          <w:tcPr>
-            <w:tcW w:type="dxa" w:w="0"/>
-          </w:tcPr>
-          <w:p>
-            <w:r>
-              <w:t>Flow</w:t>
-            </w:r>
-          </w:p>
-        </w:tc>
-        <w:tc>
-          <w:tcPr>
-            <w:tcW w:type="dxa" w:w="0"/>
-          </w:tcPr>
-          <w:p>
-            <w:r>
-              <w:t>Steps</w:t>
-            </w:r>
-          </w:p>
-        </w:tc>
-        <w:tc>
-          <w:tcPr>
-            <w:tcW w:type="dxa" w:w="0"/>
-          </w:tcPr>
-          <w:p>
-            <w:r>
-              <w:t>Where</w:t>
-            </w:r>
-          </w:p>
-        </w:tc>
-      </w:tr>
-      <w:tr>
-        <w:tc>
-          <w:tcPr>
-            <w:tcW w:type="dxa" w:w="0"/>
-          </w:tcPr>
-          <w:p>
-            <w:r>
-              <w:t>Upload &amp; dedup</w:t>
-            </w:r>
-          </w:p>
-        </w:tc>
-        <w:tc>
-          <w:tcPr>
-            <w:tcW w:type="dxa" w:w="0"/>
-          </w:tcPr>
-          <w:p>
-            <w:r>
-              <w:t>Upload → tags → hash check → version history</w:t>
-            </w:r>
-          </w:p>
-        </w:tc>
-        <w:tc>
-          <w:tcPr>
-            <w:tcW w:type="dxa" w:w="0"/>
-          </w:tcPr>
-          <w:p>
-            <w:r>
-              <w:t>Scripts → Upload</w:t>
-            </w:r>
-          </w:p>
-        </w:tc>
-      </w:tr>
-      <w:tr>
-        <w:tc>
-          <w:tcPr>
-            <w:tcW w:type="dxa" w:w="0"/>
-          </w:tcPr>
-          <w:p>
-            <w:r>
-              <w:t>AI review</w:t>
-            </w:r>
-          </w:p>
-        </w:tc>
-        <w:tc>
-          <w:tcPr>
-            <w:tcW w:type="dxa" w:w="0"/>
-          </w:tcPr>
-          <w:p>
-            <w:r>
-              <w:t>Analyze → scores → findings → remediation notes</w:t>
-            </w:r>
-          </w:p>
-        </w:tc>
-        <w:tc>
-          <w:tcPr>
-            <w:tcW w:type="dxa" w:w="0"/>
-          </w:tcPr>
-          <w:p>
-            <w:r>
-              <w:t>Scripts → Analysis</w:t>
-            </w:r>
-          </w:p>
-        </w:tc>
-      </w:tr>
-      <w:tr>
-        <w:tc>
-          <w:tcPr>
-            <w:tcW w:type="dxa" w:w="0"/>
-          </w:tcPr>
-          <w:p>
-            <w:r>
-              <w:t>Discovery</w:t>
-            </w:r>
-          </w:p>
-        </w:tc>
-        <w:tc>
-          <w:tcPr>
-            <w:tcW w:type="dxa" w:w="0"/>
-          </w:tcPr>
-          <w:p>
-            <w:r>
-              <w:t>Keyword + vector → filters → detail → history</w:t>
-            </w:r>
-          </w:p>
-        </w:tc>
-        <w:tc>
-          <w:tcPr>
-            <w:tcW w:type="dxa" w:w="0"/>
-          </w:tcPr>
-          <w:p>
-            <w:r>
-              <w:t>Scripts / Documentation</w:t>
-            </w:r>
-          </w:p>
-        </w:tc>
-      </w:tr>
-      <w:tr>
-        <w:tc>
-          <w:tcPr>
-            <w:tcW w:type="dxa" w:w="0"/>
-          </w:tcPr>
-          <w:p>
-            <w:r>
-              <w:t>Chat/agents</w:t>
-            </w:r>
-          </w:p>
-        </w:tc>
-        <w:tc>
-          <w:tcPr>
-            <w:tcW w:type="dxa" w:w="0"/>
-          </w:tcPr>
-          <w:p>
-            <w:r>
-              <w:t>Ask for fixes, schedules, safety → save history</w:t>
-            </w:r>
-          </w:p>
-        </w:tc>
-        <w:tc>
-          <w:tcPr>
-            <w:tcW w:type="dxa" w:w="0"/>
-          </w:tcPr>
-          <w:p>
-            <w:r>
-              <w:t>Chat / AI Assistant</w:t>
-            </w:r>
-          </w:p>
-        </w:tc>
-      </w:tr>
-      <w:tr>
-        <w:tc>
-          <w:tcPr>
-            <w:tcW w:type="dxa" w:w="0"/>
-          </w:tcPr>
-          <w:p>
-            <w:r>
-              <w:t>Ops &amp; governance</w:t>
-            </w:r>
-          </w:p>
-        </w:tc>
-        <w:tc>
-          <w:tcPr>
-            <w:tcW w:type="dxa" w:w="0"/>
-          </w:tcPr>
-          <w:p>
-            <w:r>
-              <w:t>Analytics → scorecards → exports → health</w:t>
-            </w:r>
-          </w:p>
-        </w:tc>
-        <w:tc>
-          <w:tcPr>
-            <w:tcW w:type="dxa" w:w="0"/>
-          </w:tcPr>
-          <w:p>
-            <w:r>
-              <w:t>Analytics / Settings</w:t>
-            </w:r>
-          </w:p>
-        </w:tc>
-      </w:tr>
-    </w:tbl>
-    <w:p>
-      <w:r>
-        <w:t xml:space="preserve"> </w:t>
-      </w:r>
-    </w:p>
-    <w:p>
-      <w:r>
-        <w:t xml:space="preserve"> </w:t>
-      </w:r>
-    </w:p>
-    <w:p>
-      <w:r>
-        <w:t xml:space="preserve"> </w:t>
-      </w:r>
-    </w:p>
-    <w:p>
-      <w:r>
-        <w:t xml:space="preserve"> </w:t>
-      </w:r>
-    </w:p>
-    <w:p>
-      <w:r>
-        <w:t xml:space="preserve"> </w:t>
-      </w:r>
-    </w:p>
-    <w:p>
-      <w:r>
-        <w:t xml:space="preserve"> </w:t>
-      </w:r>
-    </w:p>
-    <w:p>
-      <w:r>
-        <w:t xml:space="preserve"> </w:t>
-      </w:r>
-    </w:p>
-    <w:p>
-      <w:r>
-        <w:t xml:space="preserve"> </w:t>
-      </w:r>
-    </w:p>
-    <w:p>
-      <w:r>
-        <w:t xml:space="preserve"> </w:t>
-      </w:r>
-    </w:p>
-    <w:p>
-      <w:r>
-        <w:t xml:space="preserve"> </w:t>
-      </w:r>
-    </w:p>
-    <w:p>
-      <w:r>
-        <w:t xml:space="preserve"> </w:t>
-      </w:r>
-    </w:p>
-    <w:p>
-      <w:r>
-        <w:t xml:space="preserve"> </w:t>
-      </w:r>
-    </w:p>
-    <w:p>
-      <w:r>
-        <w:t xml:space="preserve"> </w:t>
-      </w:r>
-    </w:p>
-    <w:p>
-      <w:r>
-        <w:t xml:space="preserve"> </w:t>
-      </w:r>
-    </w:p>
-    <w:p>
-      <w:r>
-        <w:t xml:space="preserve"> </w:t>
-      </w:r>
-    </w:p>
-    <w:p>
-      <w:r>
-        <w:t xml:space="preserve"> </w:t>
-      </w:r>
-    </w:p>
-    <w:p>
-      <w:r>
-        <w:t xml:space="preserve"> </w:t>
-      </w:r>
-    </w:p>
-    <w:p>
-      <w:r>
-        <w:t xml:space="preserve"> Environment &amp; config</w:t>
-      </w:r>
-    </w:p>
-    <w:p>
-      <w:pPr>
-        <w:pStyle w:val="Heading2"/>
-      </w:pPr>
-    </w:p>
-    <w:p>
-      <w:pPr>
-        <w:pStyle w:val="ListBullet"/>
-      </w:pPr>
-      <w:r>
-        <w:rPr>
-          <w:rFonts w:ascii="Mono" w:hAnsi="Mono"/>
-        </w:rPr>
-        <w:t>.env</w:t>
+        <w:t>docs/screenshots/script-detail.png</w:t>
       </w:r>
       <w:r>
-        <w:t xml:space="preserve"> samples: </w:t>
+        <w:t xml:space="preserve"> - </w:t>
       </w:r>
       <w:r>
         <w:rPr>
           <w:rFonts w:ascii="Mono" w:hAnsi="Mono"/>
         </w:rPr>
-        <w:t>src/frontend/.env</w:t>
+        <w:t>docs/screenshots/analysis.png</w:t>
       </w:r>
       <w:r>
-        <w:t xml:space="preserve">, </w:t>
+        <w:t xml:space="preserve"> - </w:t>
       </w:r>
       <w:r>
         <w:rPr>
           <w:rFonts w:ascii="Mono" w:hAnsi="Mono"/>
         </w:rPr>
-        <w:t>src/backend/.env</w:t>
+        <w:t>docs/screenshots/documentation.png</w:t>
       </w:r>
-    </w:p>
-    <w:p>
-      <w:pPr>
-        <w:pStyle w:val="ListBullet"/>
-      </w:pPr>
       <w:r>
-        <w:t xml:space="preserve">Mock mode toggles: </w:t>
+        <w:t xml:space="preserve"> - </w:t>
       </w:r>
       <w:r>
         <w:rPr>
           <w:rFonts w:ascii="Mono" w:hAnsi="Mono"/>
         </w:rPr>
-        <w:t>VITE_USE_MOCKS=true</w:t>
+        <w:t>docs/screenshots/chat.png</w:t>
       </w:r>
       <w:r>
-        <w:t xml:space="preserve">, </w:t>
+        <w:t xml:space="preserve"> - </w:t>
       </w:r>
       <w:r>
         <w:rPr>
           <w:rFonts w:ascii="Mono" w:hAnsi="Mono"/>
         </w:rPr>
-        <w:t>USE_MOCK_SERVICES=true</w:t>
+        <w:t>docs/screenshots/analytics.png</w:t>
       </w:r>
-    </w:p>
-    <w:p>
-      <w:pPr>
-        <w:pStyle w:val="ListBullet"/>
-      </w:pPr>
       <w:r>
-        <w:t>Ports: UI 3002, API 4000, AI 8000 (mock defaults)</w:t>
-      </w:r>
-    </w:p>
-    <w:p>
-      <w:pPr>
-        <w:pStyle w:val="ListBullet"/>
-      </w:pPr>
-      <w:r>
-        <w:t xml:space="preserve">CSRF/CORS dev origins: localhost:3000/3002 + 4000 (see </w:t>
+        <w:t xml:space="preserve"> - </w:t>
       </w:r>
       <w:r>
         <w:rPr>
           <w:rFonts w:ascii="Mono" w:hAnsi="Mono"/>
         </w:rPr>
-        <w:t>src/backend/src/middleware/security.ts</w:t>
+        <w:t>docs/screenshots/settings.png</w:t>
       </w:r>
       <w:r>
-        <w:t>)</w:t>
-      </w:r>
-    </w:p>
-    <w:p>
-      <w:pPr>
-        <w:pStyle w:val="Heading2"/>
-      </w:pPr>
-      <w:r>
-        <w:t>Contributing and licenses</w:t>
-      </w:r>
-    </w:p>
-    <w:p>
-      <w:pPr>
-        <w:pStyle w:val="ListBullet"/>
-      </w:pPr>
-      <w:r>
-        <w:t xml:space="preserve">Contributions welcome: see </w:t>
+        <w:t xml:space="preserve"> - </w:t>
       </w:r>
       <w:r>
         <w:rPr>
           <w:rFonts w:ascii="Mono" w:hAnsi="Mono"/>
         </w:rPr>
-        <w:t>CONTRIBUTING.md</w:t>
+        <w:t>docs/screenshots/settings-profile.png</w:t>
       </w:r>
-    </w:p>
-    <w:p>
-      <w:pPr>
-        <w:pStyle w:val="ListBullet"/>
-      </w:pPr>
       <w:r>
-        <w:t>License: MIT (</w:t>
+        <w:t xml:space="preserve"> - </w:t>
       </w:r>
       <w:r>
         <w:rPr>
           <w:rFonts w:ascii="Mono" w:hAnsi="Mono"/>
         </w:rPr>
-        <w:t>LICENSE</w:t>
-      </w:r>
-      <w:r>
-        <w:t>)</w:t>
+        <w:t>docs/screenshots/data-maintenance.png</w:t>
       </w:r>
     </w:p>
     <w:p>
       <w:r>
-        <w:t>Generated 2026-01-16 23:34 UTC</w:t>
+        <w:t>Generated 2026-04-24 01:59 UTC</w:t>
         <w:t xml:space="preserve"> </w:t>
       </w:r>
     </w:p>
